--- a/outputs/periodic_bursting/optimizer_ranking_table.docx
+++ b/outputs/periodic_bursting/optimizer_ranking_table.docx
@@ -239,7 +239,7 @@
           </w:tcPr>
           <w:p>
             <w:r>
-              <w:t>6.199e-05</w:t>
+              <w:t>5.74e-05</w:t>
             </w:r>
           </w:p>
         </w:tc>
@@ -259,7 +259,7 @@
           </w:tcPr>
           <w:p>
             <w:r>
-              <w:t>3.999e-05</w:t>
+              <w:t>3.784e-05</w:t>
             </w:r>
           </w:p>
         </w:tc>
@@ -269,7 +269,7 @@
           </w:tcPr>
           <w:p>
             <w:r>
-              <w:t>7.142e-05</w:t>
+              <w:t>6.579e-05</w:t>
             </w:r>
           </w:p>
         </w:tc>
@@ -311,7 +311,7 @@
           </w:tcPr>
           <w:p>
             <w:r>
-              <w:t>0.90119</w:t>
+              <w:t>0.901154</w:t>
             </w:r>
           </w:p>
         </w:tc>
@@ -361,7 +361,7 @@
           </w:tcPr>
           <w:p>
             <w:r>
-              <w:t>6.544e-05</w:t>
+              <w:t>7.065e-05</w:t>
             </w:r>
           </w:p>
         </w:tc>
@@ -381,7 +381,7 @@
           </w:tcPr>
           <w:p>
             <w:r>
-              <w:t>8.863e-05</w:t>
+              <w:t>9.495e-05</w:t>
             </w:r>
           </w:p>
         </w:tc>
@@ -391,7 +391,7 @@
           </w:tcPr>
           <w:p>
             <w:r>
-              <w:t>5.55e-05</w:t>
+              <w:t>6.023e-05</w:t>
             </w:r>
           </w:p>
         </w:tc>
@@ -483,7 +483,7 @@
           </w:tcPr>
           <w:p>
             <w:r>
-              <w:t>8.676e-05</w:t>
+              <w:t>8.5e-05</w:t>
             </w:r>
           </w:p>
         </w:tc>
@@ -503,7 +503,7 @@
           </w:tcPr>
           <w:p>
             <w:r>
-              <w:t>4.969e-05</w:t>
+              <w:t>4.883e-05</w:t>
             </w:r>
           </w:p>
         </w:tc>
@@ -513,7 +513,7 @@
           </w:tcPr>
           <w:p>
             <w:r>
-              <w:t>0.00010265</w:t>
+              <w:t>0.0001005</w:t>
             </w:r>
           </w:p>
         </w:tc>
@@ -605,7 +605,7 @@
           </w:tcPr>
           <w:p>
             <w:r>
-              <w:t>0.00045757</w:t>
+              <w:t>0.0004572</w:t>
             </w:r>
           </w:p>
         </w:tc>
@@ -625,7 +625,7 @@
           </w:tcPr>
           <w:p>
             <w:r>
-              <w:t>0.00035773</w:t>
+              <w:t>0.0003576</w:t>
             </w:r>
           </w:p>
         </w:tc>
@@ -635,7 +635,7 @@
           </w:tcPr>
           <w:p>
             <w:r>
-              <w:t>0.00050035</w:t>
+              <w:t>0.00049988</w:t>
             </w:r>
           </w:p>
         </w:tc>
